--- a/Volume 1/Chapter 01 - Development Environment/SPA_Vol1_Ch1_Lesson1_10_First_Multi_Language_Project.docx
+++ b/Volume 1/Chapter 01 - Development Environment/SPA_Vol1_Ch1_Lesson1_10_First_Multi_Language_Project.docx
@@ -397,7 +397,7 @@
         <w:keepNext/>
       </w:pPr>
       <w:r>
-        <w:t>New-Item -ItemType Directory -Force $HOME\spa | Out-Null</w:t>
+        <w:t>New-Item -ItemType Directory -Force "$HOME\spa" | Out-Null</w:t>
       </w:r>
     </w:p>
     <w:p>
@@ -406,7 +406,7 @@
         <w:keepNext/>
       </w:pPr>
       <w:r>
-        <w:t>Set-Location $HOME\spa</w:t>
+        <w:t>Set-Location "$HOME\spa"</w:t>
       </w:r>
     </w:p>
     <w:p>
@@ -501,7 +501,7 @@
         <w:keepNext/>
       </w:pPr>
       <w:r>
-        <w:t>mkdir -p ~/spa</w:t>
+        <w:t>mkdir -p "$HOME/spa"</w:t>
       </w:r>
     </w:p>
     <w:p>
@@ -510,7 +510,7 @@
         <w:keepNext/>
       </w:pPr>
       <w:r>
-        <w:t>cd ~/spa</w:t>
+        <w:t>cd "$HOME/spa"</w:t>
       </w:r>
     </w:p>
     <w:p>
@@ -670,7 +670,7 @@
         <w:keepNext/>
       </w:pPr>
       <w:r>
-        <w:t>New-Item -ItemType Directory -Force .\lesson-1.10 | Out-Null</w:t>
+        <w:t>New-Item -ItemType Directory -Force "$HOME\spa\lesson-1.10" | Out-Null</w:t>
       </w:r>
     </w:p>
     <w:p>
@@ -679,7 +679,7 @@
         <w:keepNext/>
       </w:pPr>
       <w:r>
-        <w:t>Set-Location .\lesson-1.10</w:t>
+        <w:t>Set-Location "$HOME\spa\lesson-1.10"</w:t>
       </w:r>
     </w:p>
     <w:p>
@@ -697,7 +697,7 @@
         <w:keepNext/>
       </w:pPr>
       <w:r>
-        <w:t>New-Item -ItemType Directory -Force .\c, .\cpp, .\go\basic | Out-Null</w:t>
+        <w:t>New-Item -ItemType Directory -Force "$HOME\spa\lesson-1.10\c" | Out-Null</w:t>
       </w:r>
     </w:p>
     <w:p>
@@ -706,7 +706,43 @@
         <w:keepNext/>
       </w:pPr>
       <w:r>
-        <w:t>New-Item -ItemType Directory -Force .\python, .\typescript\src | Out-Null</w:t>
+        <w:t>New-Item -ItemType Directory -Force "$HOME\spa\lesson-1.10\cpp" | Out-Null</w:t>
+      </w:r>
+    </w:p>
+    <w:p>
+      <w:pPr>
+        <w:pStyle w:val="CommandBlock"/>
+        <w:keepNext/>
+      </w:pPr>
+      <w:r>
+        <w:t>New-Item -ItemType Directory -Force "$HOME\spa\lesson-1.10\go\basic" | Out-Null</w:t>
+      </w:r>
+    </w:p>
+    <w:p>
+      <w:pPr>
+        <w:pStyle w:val="CommandBlock"/>
+        <w:keepNext/>
+      </w:pPr>
+      <w:r>
+        <w:t>New-Item -ItemType Directory -Force "$HOME\spa\lesson-1.10\python" | Out-Null</w:t>
+      </w:r>
+    </w:p>
+    <w:p>
+      <w:pPr>
+        <w:pStyle w:val="CommandBlock"/>
+        <w:keepNext/>
+      </w:pPr>
+      <w:r>
+        <w:t>New-Item -ItemType Directory -Force "$HOME\spa\lesson-1.10\typescript\src" |</w:t>
+      </w:r>
+    </w:p>
+    <w:p>
+      <w:pPr>
+        <w:pStyle w:val="CommandBlock"/>
+        <w:keepNext/>
+      </w:pPr>
+      <w:r>
+        <w:t xml:space="preserve">    Out-Null</w:t>
       </w:r>
     </w:p>
     <w:p>
@@ -810,7 +846,7 @@
         <w:pStyle w:val="ListBullet"/>
       </w:pPr>
       <w:r>
-        <w:t>New-Item accepts a list of folders separated by commas, and makes every missing folder on the way, so .\go\basic also makes .\go.</w:t>
+        <w:t>Each New-Item line makes a folder and every missing folder on the way, so the line for .\go\basic also makes .\go. Each folder is a full path that starts with $HOME\spa, so the line makes the same folder from any folder you are in. A | at the end of a line carries the command on to the next line.</w:t>
       </w:r>
     </w:p>
     <w:p>
@@ -872,7 +908,7 @@
         <w:keepNext/>
       </w:pPr>
       <w:r>
-        <w:t>mkdir -p ~/spa/lesson-1.10</w:t>
+        <w:t>mkdir -p "$HOME/spa/lesson-1.10"</w:t>
       </w:r>
     </w:p>
     <w:p>
@@ -881,7 +917,7 @@
         <w:keepNext/>
       </w:pPr>
       <w:r>
-        <w:t>cd ~/spa/lesson-1.10</w:t>
+        <w:t>cd "$HOME/spa/lesson-1.10"</w:t>
       </w:r>
     </w:p>
     <w:p>
@@ -899,7 +935,25 @@
         <w:keepNext/>
       </w:pPr>
       <w:r>
-        <w:t>mkdir -p ./c ./cpp ./go/basic ./python ./typescript/src</w:t>
+        <w:t>mkdir -p "$HOME/spa/lesson-1.10/c" "$HOME/spa/lesson-1.10/cpp"</w:t>
+      </w:r>
+    </w:p>
+    <w:p>
+      <w:pPr>
+        <w:pStyle w:val="CommandBlock"/>
+        <w:keepNext/>
+      </w:pPr>
+      <w:r>
+        <w:t>mkdir -p "$HOME/spa/lesson-1.10/go/basic" "$HOME/spa/lesson-1.10/python"</w:t>
+      </w:r>
+    </w:p>
+    <w:p>
+      <w:pPr>
+        <w:pStyle w:val="CommandBlock"/>
+        <w:keepNext/>
+      </w:pPr>
+      <w:r>
+        <w:t>mkdir -p "$HOME/spa/lesson-1.10/typescript/src"</w:t>
       </w:r>
     </w:p>
     <w:p>
@@ -9125,31 +9179,31 @@
       </w:rPr>
     </w:lvl>
   </w:abstractNum>
-  <w:num w:numId="1" w16cid:durableId="238029672">
+  <w:num w:numId="1" w16cid:durableId="1064915823">
     <w:abstractNumId w:val="8"/>
   </w:num>
-  <w:num w:numId="2" w16cid:durableId="1758289839">
+  <w:num w:numId="2" w16cid:durableId="268782441">
     <w:abstractNumId w:val="6"/>
   </w:num>
-  <w:num w:numId="3" w16cid:durableId="1986275759">
+  <w:num w:numId="3" w16cid:durableId="1682468099">
     <w:abstractNumId w:val="5"/>
   </w:num>
-  <w:num w:numId="4" w16cid:durableId="2029141495">
+  <w:num w:numId="4" w16cid:durableId="485710042">
     <w:abstractNumId w:val="4"/>
   </w:num>
-  <w:num w:numId="5" w16cid:durableId="130094248">
+  <w:num w:numId="5" w16cid:durableId="1095979129">
     <w:abstractNumId w:val="7"/>
   </w:num>
-  <w:num w:numId="6" w16cid:durableId="680666025">
+  <w:num w:numId="6" w16cid:durableId="21440755">
     <w:abstractNumId w:val="3"/>
   </w:num>
-  <w:num w:numId="7" w16cid:durableId="1928078990">
+  <w:num w:numId="7" w16cid:durableId="866722290">
     <w:abstractNumId w:val="2"/>
   </w:num>
-  <w:num w:numId="8" w16cid:durableId="545020674">
+  <w:num w:numId="8" w16cid:durableId="11693051">
     <w:abstractNumId w:val="1"/>
   </w:num>
-  <w:num w:numId="9" w16cid:durableId="1928028765">
+  <w:num w:numId="9" w16cid:durableId="715929567">
     <w:abstractNumId w:val="0"/>
   </w:num>
 </w:numbering>

--- a/Volume 1/Chapter 01 - Development Environment/SPA_Vol1_Ch1_Lesson1_10_First_Multi_Language_Project.docx
+++ b/Volume 1/Chapter 01 - Development Environment/SPA_Vol1_Ch1_Lesson1_10_First_Multi_Language_Project.docx
@@ -854,6 +854,7 @@
         <w:pStyle w:val="ListBullet"/>
       </w:pPr>
       <w:r>
+        <w:lastRenderedPageBreak/>
         <w:t>Each dotnet new line prints The template "Console App" was created successfully. and ends with Restore succeeded. It made a C# project folder with a .csproj file and a Program.cs. BasicSystemReport is the first piece of the report, and SystemReport the whole report.</w:t>
       </w:r>
     </w:p>
@@ -1072,13 +1073,7 @@
         <w:rPr>
           <w:b/>
         </w:rPr>
-        <w:t xml:space="preserve">On the Name line, type the user name $env:USERNAME printed in place of </w:t>
-      </w:r>
-      <w:r>
-        <w:rPr>
-          <w:b/>
-        </w:rPr>
-        <w:t>&lt;&lt;&lt;your $env:USERNAME&gt;&gt;&gt;,</w:t>
+        <w:t>On the Name line, type the user name $env:USERNAME printed in place of &lt;&lt;&lt;your $env:USERNAME&gt;&gt;&gt;,</w:t>
       </w:r>
       <w:r>
         <w:t xml:space="preserve"> keeping the quotes and the \n. Read each comment as you type it.</w:t>
@@ -8990,10 +8985,7 @@
     </w:p>
     <w:p>
       <w:r>
-        <w:t>You built Chapter 1's System Information Utility in C, C++, C#, Go, Python, and TypeScript, one piece at a time: the title and Name lines first, then the whole report, built with each language's strict settings and checked by its output and its exit code. You committed each language on its own, kept every build output out of the history, reviewed a change with git diff, and undid a broken one with git restore. Chapter 1 is complete. The optional Lessons 1.11 to 1.14 set up Assembly, Rust, Erlang, and Solidi</w:t>
-      </w:r>
-      <w:r>
-        <w:t>ty, and Chapter 2 starts the language fundamentals and grows this utility to report facts it finds out for itself. Start every lesson with Set-Location $HOME\spa.</w:t>
+        <w:t>You built Chapter 1's System Information Utility in C, C++, C#, Go, Python, and TypeScript, one piece at a time: the title and Name lines first, then the whole report, built with each language's strict settings and checked by its output and its exit code. You committed each language on its own, kept every build output out of the history, reviewed a change with git diff, and undid a broken one with git restore. Chapter 1 is complete. The optional Lessons 1.11 to 1.14 set up Assembly, Rust, Erlang, and Solidity, and Chapter 2 starts the language fundamentals and grows this utility to report facts it finds out for itself. Start every lesson with Set-Location $HOME\spa.</w:t>
       </w:r>
     </w:p>
     <w:sectPr>

--- a/Volume 1/Chapter 01 - Development Environment/SPA_Vol1_Ch1_Lesson1_10_First_Multi_Language_Project.docx
+++ b/Volume 1/Chapter 01 - Development Environment/SPA_Vol1_Ch1_Lesson1_10_First_Multi_Language_Project.docx
@@ -643,7 +643,7 @@
         <w:t>&lt;&lt;&lt;your $env:USERNAME&gt;&gt;&gt;</w:t>
       </w:r>
       <w:r>
-        <w:t>\spa\lesson-1.10, with one folder per language inside it, and let dotnet and go create their projects, as they did in Lessons 1.3 and 1.4. Because lesson-1.10 is inside spa, everything you save here is part of the course repository.</w:t>
+        <w:t>\spa\lesson-1.10, with one folder per language inside it, check that you are in it, and let dotnet and go create their projects, as they did in Lessons 1.3 and 1.4. Because lesson-1.10 is inside spa, everything you save here is part of the course repository.</w:t>
       </w:r>
     </w:p>
     <w:p>
@@ -688,87 +688,87 @@
         <w:keepNext/>
       </w:pPr>
       <w:r>
+        <w:t>New-Item -ItemType Directory -Force "$HOME\spa\lesson-1.10\c" | Out-Null</w:t>
+      </w:r>
+    </w:p>
+    <w:p>
+      <w:pPr>
+        <w:pStyle w:val="CommandBlock"/>
+        <w:keepNext/>
+      </w:pPr>
+      <w:r>
+        <w:t>New-Item -ItemType Directory -Force "$HOME\spa\lesson-1.10\cpp" | Out-Null</w:t>
+      </w:r>
+    </w:p>
+    <w:p>
+      <w:pPr>
+        <w:pStyle w:val="CommandBlock"/>
+        <w:keepNext/>
+      </w:pPr>
+      <w:r>
+        <w:t>New-Item -ItemType Directory -Force "$HOME\spa\lesson-1.10\go\basic" | Out-Null</w:t>
+      </w:r>
+    </w:p>
+    <w:p>
+      <w:pPr>
+        <w:pStyle w:val="CommandBlock"/>
+        <w:keepNext/>
+      </w:pPr>
+      <w:r>
+        <w:t>New-Item -ItemType Directory -Force "$HOME\spa\lesson-1.10\python" | Out-Null</w:t>
+      </w:r>
+    </w:p>
+    <w:p>
+      <w:pPr>
+        <w:pStyle w:val="CommandBlock"/>
+        <w:keepNext/>
+      </w:pPr>
+      <w:r>
+        <w:t>New-Item -ItemType Directory -Force "$HOME\spa\lesson-1.10\typescript\src" |</w:t>
+      </w:r>
+    </w:p>
+    <w:p>
+      <w:pPr>
+        <w:pStyle w:val="CommandBlock"/>
+      </w:pPr>
+      <w:r>
+        <w:t xml:space="preserve">    Out-Null</w:t>
+      </w:r>
+    </w:p>
+    <w:p>
+      <w:pPr>
+        <w:keepNext/>
+      </w:pPr>
+    </w:p>
+    <w:p>
+      <w:r>
+        <w:t>These lines print nothing. Set-Location moves you into the lesson folder. Each New-Item line makes a folder and every missing folder on the way, so the line for .\go\basic also makes .\go. Each folder is a full path that starts with $HOME\spa, so the line makes the same folder from any folder you are in. A | at the end of a line carries the command on to the next line.</w:t>
+      </w:r>
+    </w:p>
+    <w:p>
+      <w:pPr>
+        <w:keepNext/>
+      </w:pPr>
+    </w:p>
+    <w:p>
+      <w:pPr>
+        <w:keepNext/>
+      </w:pPr>
+    </w:p>
+    <w:p>
+      <w:pPr>
+        <w:pStyle w:val="Heading2"/>
+      </w:pPr>
+      <w:r>
+        <w:t>Windows PowerShell Check the Lesson Folder</w:t>
+      </w:r>
+    </w:p>
+    <w:p>
+      <w:pPr>
+        <w:pStyle w:val="CommandBlock"/>
+      </w:pPr>
+      <w:r>
         <w:t>Get-Location</w:t>
-      </w:r>
-    </w:p>
-    <w:p>
-      <w:pPr>
-        <w:pStyle w:val="CommandBlock"/>
-        <w:keepNext/>
-      </w:pPr>
-      <w:r>
-        <w:t>New-Item -ItemType Directory -Force "$HOME\spa\lesson-1.10\c" | Out-Null</w:t>
-      </w:r>
-    </w:p>
-    <w:p>
-      <w:pPr>
-        <w:pStyle w:val="CommandBlock"/>
-        <w:keepNext/>
-      </w:pPr>
-      <w:r>
-        <w:t>New-Item -ItemType Directory -Force "$HOME\spa\lesson-1.10\cpp" | Out-Null</w:t>
-      </w:r>
-    </w:p>
-    <w:p>
-      <w:pPr>
-        <w:pStyle w:val="CommandBlock"/>
-        <w:keepNext/>
-      </w:pPr>
-      <w:r>
-        <w:t>New-Item -ItemType Directory -Force "$HOME\spa\lesson-1.10\go\basic" | Out-Null</w:t>
-      </w:r>
-    </w:p>
-    <w:p>
-      <w:pPr>
-        <w:pStyle w:val="CommandBlock"/>
-        <w:keepNext/>
-      </w:pPr>
-      <w:r>
-        <w:t>New-Item -ItemType Directory -Force "$HOME\spa\lesson-1.10\python" | Out-Null</w:t>
-      </w:r>
-    </w:p>
-    <w:p>
-      <w:pPr>
-        <w:pStyle w:val="CommandBlock"/>
-        <w:keepNext/>
-      </w:pPr>
-      <w:r>
-        <w:t>New-Item -ItemType Directory -Force "$HOME\spa\lesson-1.10\typescript\src" |</w:t>
-      </w:r>
-    </w:p>
-    <w:p>
-      <w:pPr>
-        <w:pStyle w:val="CommandBlock"/>
-        <w:keepNext/>
-      </w:pPr>
-      <w:r>
-        <w:t xml:space="preserve">    Out-Null</w:t>
-      </w:r>
-    </w:p>
-    <w:p>
-      <w:pPr>
-        <w:pStyle w:val="CommandBlock"/>
-        <w:keepNext/>
-      </w:pPr>
-      <w:r>
-        <w:t>dotnet new console -o .\csharp\BasicSystemReport</w:t>
-      </w:r>
-    </w:p>
-    <w:p>
-      <w:pPr>
-        <w:pStyle w:val="CommandBlock"/>
-        <w:keepNext/>
-      </w:pPr>
-      <w:r>
-        <w:t>dotnet new console -o .\csharp\SystemReport</w:t>
-      </w:r>
-    </w:p>
-    <w:p>
-      <w:pPr>
-        <w:pStyle w:val="CommandBlock"/>
-      </w:pPr>
-      <w:r>
-        <w:t>go -C .\go mod init example.com/systemreport</w:t>
       </w:r>
     </w:p>
     <w:p>
@@ -846,31 +846,6 @@
         <w:pStyle w:val="ListBullet"/>
       </w:pPr>
       <w:r>
-        <w:t>Each New-Item line makes a folder and every missing folder on the way, so the line for .\go\basic also makes .\go. Each folder is a full path that starts with $HOME\spa, so the line makes the same folder from any folder you are in. A | at the end of a line carries the command on to the next line.</w:t>
-      </w:r>
-    </w:p>
-    <w:p>
-      <w:pPr>
-        <w:pStyle w:val="ListBullet"/>
-      </w:pPr>
-      <w:r>
-        <w:lastRenderedPageBreak/>
-        <w:t>Each dotnet new line prints The template "Console App" was created successfully. and ends with Restore succeeded. It made a C# project folder with a .csproj file and a Program.cs. BasicSystemReport is the first piece of the report, and SystemReport the whole report.</w:t>
-      </w:r>
-    </w:p>
-    <w:p>
-      <w:pPr>
-        <w:pStyle w:val="ListBullet"/>
-      </w:pPr>
-      <w:r>
-        <w:t>go mod init prints go: creating new go.mod: module example.com/systemreport, and two lines suggesting go mod tidy, which this lesson does not need. It made .\go a Go module, so go build can build the whole report there.</w:t>
-      </w:r>
-    </w:p>
-    <w:p>
-      <w:pPr>
-        <w:pStyle w:val="ListBullet"/>
-      </w:pPr>
-      <w:r>
         <w:rPr>
           <w:b/>
         </w:rPr>
@@ -879,9 +854,74 @@
     </w:p>
     <w:p>
       <w:pPr>
+        <w:keepNext/>
+      </w:pPr>
+    </w:p>
+    <w:p>
+      <w:pPr>
+        <w:keepNext/>
+      </w:pPr>
+    </w:p>
+    <w:p>
+      <w:pPr>
+        <w:pStyle w:val="Heading2"/>
+      </w:pPr>
+      <w:r>
+        <w:t>Windows PowerShell C# and Go Project Setup</w:t>
+      </w:r>
+    </w:p>
+    <w:p>
+      <w:pPr>
+        <w:pStyle w:val="CommandBlock"/>
+        <w:keepNext/>
+      </w:pPr>
+      <w:r>
+        <w:t>dotnet new console -o .\csharp\BasicSystemReport</w:t>
+      </w:r>
+    </w:p>
+    <w:p>
+      <w:pPr>
+        <w:pStyle w:val="CommandBlock"/>
+        <w:keepNext/>
+      </w:pPr>
+      <w:r>
+        <w:t>dotnet new console -o .\csharp\SystemReport</w:t>
+      </w:r>
+    </w:p>
+    <w:p>
+      <w:pPr>
+        <w:pStyle w:val="CommandBlock"/>
+      </w:pPr>
+      <w:r>
+        <w:t>go -C .\go mod init example.com/systemreport</w:t>
+      </w:r>
+    </w:p>
+    <w:p>
+      <w:pPr>
+        <w:keepNext/>
+      </w:pPr>
+    </w:p>
+    <w:p>
+      <w:pPr>
         <w:pStyle w:val="ListBullet"/>
       </w:pPr>
       <w:r>
+        <w:t>Each dotnet new line prints The template "Console App" was created successfully. and ends with Restore succeeded. It made a C# project folder with a .csproj file and a Program.cs. BasicSystemReport is the first piece of the report, and SystemReport the whole report.</w:t>
+      </w:r>
+    </w:p>
+    <w:p>
+      <w:pPr>
+        <w:pStyle w:val="ListBullet"/>
+      </w:pPr>
+      <w:r>
+        <w:t>go mod init prints go: creating new go.mod: module example.com/systemreport, and two lines suggesting go mod tidy, which this lesson does not need. It made .\go a Go module, so go build can build the whole report there.</w:t>
+      </w:r>
+    </w:p>
+    <w:p>
+      <w:pPr>
+        <w:pStyle w:val="ListBullet"/>
+      </w:pPr>
+      <w:r>
         <w:t>If dotnet new says that creating the template will make changes to existing files, or go mod init says go.mod already exists, that part was made in an earlier try. Keep it and go on.</w:t>
       </w:r>
     </w:p>
@@ -927,34 +967,34 @@
         <w:keepNext/>
       </w:pPr>
       <w:r>
+        <w:t>mkdir -p "$HOME/spa/lesson-1.10/c" "$HOME/spa/lesson-1.10/cpp"</w:t>
+      </w:r>
+    </w:p>
+    <w:p>
+      <w:pPr>
+        <w:pStyle w:val="CommandBlock"/>
+        <w:keepNext/>
+      </w:pPr>
+      <w:r>
+        <w:t>mkdir -p "$HOME/spa/lesson-1.10/go/basic" "$HOME/spa/lesson-1.10/python"</w:t>
+      </w:r>
+    </w:p>
+    <w:p>
+      <w:pPr>
+        <w:pStyle w:val="CommandBlock"/>
+        <w:keepNext/>
+      </w:pPr>
+      <w:r>
+        <w:t>mkdir -p "$HOME/spa/lesson-1.10/typescript/src"</w:t>
+      </w:r>
+    </w:p>
+    <w:p>
+      <w:pPr>
+        <w:pStyle w:val="CommandBlock"/>
+        <w:keepNext/>
+      </w:pPr>
+      <w:r>
         <w:t>pwd</w:t>
-      </w:r>
-    </w:p>
-    <w:p>
-      <w:pPr>
-        <w:pStyle w:val="CommandBlock"/>
-        <w:keepNext/>
-      </w:pPr>
-      <w:r>
-        <w:t>mkdir -p "$HOME/spa/lesson-1.10/c" "$HOME/spa/lesson-1.10/cpp"</w:t>
-      </w:r>
-    </w:p>
-    <w:p>
-      <w:pPr>
-        <w:pStyle w:val="CommandBlock"/>
-        <w:keepNext/>
-      </w:pPr>
-      <w:r>
-        <w:t>mkdir -p "$HOME/spa/lesson-1.10/go/basic" "$HOME/spa/lesson-1.10/python"</w:t>
-      </w:r>
-    </w:p>
-    <w:p>
-      <w:pPr>
-        <w:pStyle w:val="CommandBlock"/>
-        <w:keepNext/>
-      </w:pPr>
-      <w:r>
-        <w:t>mkdir -p "$HOME/spa/lesson-1.10/typescript/src"</w:t>
       </w:r>
     </w:p>
     <w:p>
@@ -3095,7 +3135,7 @@
         <w:pStyle w:val="Heading3"/>
       </w:pPr>
       <w:r>
-        <w:t>Windows PowerShell TypeScript Compiler Setup</w:t>
+        <w:t>Windows PowerShell TypeScript Compiler Install</w:t>
       </w:r>
     </w:p>
     <w:p>
@@ -6396,7 +6436,7 @@
         <w:pStyle w:val="ListBullet"/>
       </w:pPr>
       <w:r>
-        <w:t>git add .\c stages the c folder and every file in it that .gitignore does not exclude. A folder after git status --short limits the list to that folder.</w:t>
+        <w:t>git add .\c stages the c folder and every file in it that .gitignore does not exclude, and prints nothing. A folder after git status --short limits the list to that folder.</w:t>
       </w:r>
     </w:p>
     <w:p>
@@ -6420,15 +6460,210 @@
         <w:pStyle w:val="ListBullet"/>
       </w:pPr>
       <w:r>
-        <w:t>If git add prints warning: in the working copy of ..., LF will be replaced by CRLF the next time Git touches it, it is only a notice about line endings, as in Lesson 1.9.</w:t>
-      </w:r>
+        <w:t>If git status --short lists an .exe file, .gitignore is missing from spa or misspelled: fix that before you commit. If git commit says nothing added to commit, git add was skipped or run from another folder.</w:t>
+      </w:r>
+    </w:p>
+    <w:p>
+      <w:pPr>
+        <w:keepNext/>
+      </w:pPr>
+    </w:p>
+    <w:p>
+      <w:pPr>
+        <w:pStyle w:val="Heading3"/>
+      </w:pPr>
+      <w:r>
+        <w:t>Linux or macOS C Commit</w:t>
+      </w:r>
+    </w:p>
+    <w:p>
+      <w:pPr>
+        <w:pStyle w:val="CommandBlock"/>
+        <w:keepNext/>
+      </w:pPr>
+      <w:r>
+        <w:t>printf '%s\n' lesson-1.10/c/basic-system-report \</w:t>
+      </w:r>
+    </w:p>
+    <w:p>
+      <w:pPr>
+        <w:pStyle w:val="CommandBlock"/>
+        <w:keepNext/>
+      </w:pPr>
+      <w:r>
+        <w:t xml:space="preserve">    lesson-1.10/c/system-report &gt;&gt; ../.gitignore</w:t>
+      </w:r>
+    </w:p>
+    <w:p>
+      <w:pPr>
+        <w:pStyle w:val="CommandBlock"/>
+        <w:keepNext/>
+      </w:pPr>
+      <w:r>
+        <w:t>git add ../.gitignore ./c</w:t>
+      </w:r>
+    </w:p>
+    <w:p>
+      <w:pPr>
+        <w:pStyle w:val="CommandBlock"/>
+        <w:keepNext/>
+      </w:pPr>
+      <w:r>
+        <w:t>git status --short ./c</w:t>
+      </w:r>
+    </w:p>
+    <w:p>
+      <w:pPr>
+        <w:pStyle w:val="CommandBlock"/>
+      </w:pPr>
+      <w:r>
+        <w:t>git commit -m "Add the C system report"</w:t>
+      </w:r>
+    </w:p>
+    <w:p>
+      <w:pPr>
+        <w:keepNext/>
+      </w:pPr>
+    </w:p>
+    <w:p>
+      <w:r>
+        <w:t>On Linux and macOS the programs have no .exe ending, so .gitignore cannot recognize them by name. Remember, printf '%s\n' writes each text on its own line, &gt;&gt; adds them to the end of a file, and .. is the folder above, spa. The commit then also holds .gitignore, so it reports 3 files changed.</w:t>
+      </w:r>
+    </w:p>
+    <w:p>
+      <w:pPr>
+        <w:keepNext/>
+      </w:pPr>
+    </w:p>
+    <w:p>
+      <w:pPr>
+        <w:keepNext/>
+      </w:pPr>
+    </w:p>
+    <w:p>
+      <w:pPr>
+        <w:pStyle w:val="Heading2"/>
+      </w:pPr>
+      <w:r>
+        <w:t>C++ Commit</w:t>
+      </w:r>
+    </w:p>
+    <w:p>
+      <w:pPr>
+        <w:keepNext/>
+      </w:pPr>
+    </w:p>
+    <w:p>
+      <w:pPr>
+        <w:pStyle w:val="Heading3"/>
+      </w:pPr>
+      <w:r>
+        <w:t>Windows PowerShell C++ Commit</w:t>
+      </w:r>
+    </w:p>
+    <w:p>
+      <w:pPr>
+        <w:pStyle w:val="CommandBlock"/>
+        <w:keepNext/>
+      </w:pPr>
+      <w:r>
+        <w:t>git add .\cpp</w:t>
+      </w:r>
+    </w:p>
+    <w:p>
+      <w:pPr>
+        <w:pStyle w:val="CommandBlock"/>
+        <w:keepNext/>
+      </w:pPr>
+      <w:r>
+        <w:t>git status --short .\cpp</w:t>
+      </w:r>
+    </w:p>
+    <w:p>
+      <w:pPr>
+        <w:pStyle w:val="CommandBlock"/>
+      </w:pPr>
+      <w:r>
+        <w:t>git commit -m "Add the C++ system report"</w:t>
+      </w:r>
+    </w:p>
+    <w:p>
+      <w:pPr>
+        <w:keepNext/>
+      </w:pPr>
+    </w:p>
+    <w:p>
+      <w:pPr>
+        <w:pStyle w:val="Heading3"/>
+      </w:pPr>
+      <w:r>
+        <w:t>Check Your Results</w:t>
+      </w:r>
+    </w:p>
+    <w:p>
+      <w:pPr>
+        <w:pStyle w:val="RequiredOutput"/>
+        <w:keepNext/>
+      </w:pPr>
+      <w:r>
+        <w:t>A  cpp/basic_system_report.cpp</w:t>
+      </w:r>
+    </w:p>
+    <w:p>
+      <w:pPr>
+        <w:pStyle w:val="RequiredOutput"/>
+        <w:keepNext/>
+      </w:pPr>
+      <w:r>
+        <w:t>A  cpp/system_report.cpp</w:t>
+      </w:r>
+    </w:p>
+    <w:p>
+      <w:pPr>
+        <w:pStyle w:val="RequiredOutput"/>
+        <w:keepNext/>
+      </w:pPr>
+      <w:r>
+        <w:t>[main 2d6f11d] Add the C++ system report</w:t>
+      </w:r>
+    </w:p>
+    <w:p>
+      <w:pPr>
+        <w:pStyle w:val="RequiredOutput"/>
+        <w:keepNext/>
+      </w:pPr>
+      <w:r>
+        <w:t xml:space="preserve"> 2 files changed, 49 insertions(+)</w:t>
+      </w:r>
+    </w:p>
+    <w:p>
+      <w:pPr>
+        <w:pStyle w:val="RequiredOutput"/>
+        <w:keepNext/>
+      </w:pPr>
+      <w:r>
+        <w:t xml:space="preserve"> create mode 100644 lesson-1.10/cpp/basic_system_report.cpp</w:t>
+      </w:r>
+    </w:p>
+    <w:p>
+      <w:pPr>
+        <w:pStyle w:val="RequiredOutput"/>
+      </w:pPr>
+      <w:r>
+        <w:t xml:space="preserve"> create mode 100644 lesson-1.10/cpp/system_report.cpp</w:t>
+      </w:r>
+    </w:p>
+    <w:p>
+      <w:pPr>
+        <w:keepNext/>
+      </w:pPr>
     </w:p>
     <w:p>
       <w:pPr>
         <w:pStyle w:val="ListBullet"/>
       </w:pPr>
       <w:r>
-        <w:t>If git status --short lists an .exe file, .gitignore is missing from spa or misspelled: fix that before you commit. If git commit says nothing added to commit, git add was skipped or run from another folder.</w:t>
+        <w:t>The two .cpp files are staged and committed, and no .exe. Your id differs.</w:t>
       </w:r>
     </w:p>
     <w:p>
@@ -6441,7 +6676,7 @@
         <w:pStyle w:val="Heading3"/>
       </w:pPr>
       <w:r>
-        <w:t>Linux or macOS C Commit</w:t>
+        <w:t>Linux or macOS C++ Commit</w:t>
       </w:r>
     </w:p>
     <w:p>
@@ -6450,7 +6685,7 @@
         <w:keepNext/>
       </w:pPr>
       <w:r>
-        <w:t>printf '%s\n' lesson-1.10/c/basic-system-report \</w:t>
+        <w:t>printf '%s\n' lesson-1.10/cpp/basic-system-report \</w:t>
       </w:r>
     </w:p>
     <w:p>
@@ -6459,7 +6694,7 @@
         <w:keepNext/>
       </w:pPr>
       <w:r>
-        <w:t xml:space="preserve">    lesson-1.10/c/system-report &gt;&gt; ../.gitignore</w:t>
+        <w:t xml:space="preserve">    lesson-1.10/cpp/system-report &gt;&gt; ../.gitignore</w:t>
       </w:r>
     </w:p>
     <w:p>
@@ -6468,7 +6703,7 @@
         <w:keepNext/>
       </w:pPr>
       <w:r>
-        <w:t>git add ../.gitignore ./c</w:t>
+        <w:t>git add ../.gitignore ./cpp</w:t>
       </w:r>
     </w:p>
     <w:p>
@@ -6477,7 +6712,7 @@
         <w:keepNext/>
       </w:pPr>
       <w:r>
-        <w:t>git status --short ./c</w:t>
+        <w:t>git status --short ./cpp</w:t>
       </w:r>
     </w:p>
     <w:p>
@@ -6485,17 +6720,17 @@
         <w:pStyle w:val="CommandBlock"/>
       </w:pPr>
       <w:r>
-        <w:t>git commit -m "Add the C system report"</w:t>
-      </w:r>
-    </w:p>
-    <w:p>
-      <w:pPr>
-        <w:keepNext/>
-      </w:pPr>
-    </w:p>
-    <w:p>
-      <w:r>
-        <w:t>On Linux and macOS the programs have no .exe ending, so .gitignore cannot recognize them by name. Remember, printf '%s\n' writes each text on its own line, &gt;&gt; adds them to the end of a file, and .. is the folder above, spa. The commit then also holds .gitignore, so it reports 3 files changed.</w:t>
+        <w:t>git commit -m "Add the C++ system report"</w:t>
+      </w:r>
+    </w:p>
+    <w:p>
+      <w:pPr>
+        <w:keepNext/>
+      </w:pPr>
+    </w:p>
+    <w:p>
+      <w:r>
+        <w:t>As for C, the two program paths go into .gitignore first.</w:t>
       </w:r>
     </w:p>
     <w:p>
@@ -6513,7 +6748,7 @@
         <w:pStyle w:val="Heading2"/>
       </w:pPr>
       <w:r>
-        <w:t>C++ Commit</w:t>
+        <w:t>C# Commit</w:t>
       </w:r>
     </w:p>
     <w:p>
@@ -6526,7 +6761,7 @@
         <w:pStyle w:val="Heading3"/>
       </w:pPr>
       <w:r>
-        <w:t>Windows PowerShell C++ Commit</w:t>
+        <w:t>Windows PowerShell C# Commit</w:t>
       </w:r>
     </w:p>
     <w:p>
@@ -6535,7 +6770,7 @@
         <w:keepNext/>
       </w:pPr>
       <w:r>
-        <w:t>git add .\cpp</w:t>
+        <w:t>git add .\csharp</w:t>
       </w:r>
     </w:p>
     <w:p>
@@ -6544,7 +6779,7 @@
         <w:keepNext/>
       </w:pPr>
       <w:r>
-        <w:t>git status --short .\cpp</w:t>
+        <w:t>git status --short .\csharp</w:t>
       </w:r>
     </w:p>
     <w:p>
@@ -6552,7 +6787,7 @@
         <w:pStyle w:val="CommandBlock"/>
       </w:pPr>
       <w:r>
-        <w:t>git commit -m "Add the C++ system report"</w:t>
+        <w:t>git commit -m "Add the C# system report"</w:t>
       </w:r>
     </w:p>
     <w:p>
@@ -6574,7 +6809,7 @@
         <w:keepNext/>
       </w:pPr>
       <w:r>
-        <w:t>A  cpp/basic_system_report.cpp</w:t>
+        <w:t>A  csharp/BasicSystemReport/BasicSystemReport.csproj</w:t>
       </w:r>
     </w:p>
     <w:p>
@@ -6583,7 +6818,7 @@
         <w:keepNext/>
       </w:pPr>
       <w:r>
-        <w:t>A  cpp/system_report.cpp</w:t>
+        <w:t>A  csharp/BasicSystemReport/Program.cs</w:t>
       </w:r>
     </w:p>
     <w:p>
@@ -6592,7 +6827,7 @@
         <w:keepNext/>
       </w:pPr>
       <w:r>
-        <w:t>[main 2d6f11d] Add the C++ system report</w:t>
+        <w:t>A  csharp/SystemReport/Program.cs</w:t>
       </w:r>
     </w:p>
     <w:p>
@@ -6601,7 +6836,7 @@
         <w:keepNext/>
       </w:pPr>
       <w:r>
-        <w:t xml:space="preserve"> 2 files changed, 49 insertions(+)</w:t>
+        <w:t>A  csharp/SystemReport/SystemReport.csproj</w:t>
       </w:r>
     </w:p>
     <w:p>
@@ -6610,15 +6845,51 @@
         <w:keepNext/>
       </w:pPr>
       <w:r>
-        <w:t xml:space="preserve"> create mode 100644 lesson-1.10/cpp/basic_system_report.cpp</w:t>
+        <w:t>[main f2c35d8] Add the C# system report</w:t>
       </w:r>
     </w:p>
     <w:p>
       <w:pPr>
         <w:pStyle w:val="RequiredOutput"/>
-      </w:pPr>
-      <w:r>
-        <w:t xml:space="preserve"> create mode 100644 lesson-1.10/cpp/system_report.cpp</w:t>
+        <w:keepNext/>
+      </w:pPr>
+      <w:r>
+        <w:t xml:space="preserve"> 4 files changed, 63 insertions(+)</w:t>
+      </w:r>
+    </w:p>
+    <w:p>
+      <w:pPr>
+        <w:pStyle w:val="RequiredOutput"/>
+        <w:keepNext/>
+      </w:pPr>
+      <w:r>
+        <w:t xml:space="preserve"> create mode 100644 lesson-1.10/csharp/BasicSystemReport/BasicSystemReport.csproj</w:t>
+      </w:r>
+    </w:p>
+    <w:p>
+      <w:pPr>
+        <w:pStyle w:val="RequiredOutput"/>
+        <w:keepNext/>
+      </w:pPr>
+      <w:r>
+        <w:t xml:space="preserve"> create mode 100644 lesson-1.10/csharp/BasicSystemReport/Program.cs</w:t>
+      </w:r>
+    </w:p>
+    <w:p>
+      <w:pPr>
+        <w:pStyle w:val="RequiredOutput"/>
+        <w:keepNext/>
+      </w:pPr>
+      <w:r>
+        <w:t xml:space="preserve"> create mode 100644 lesson-1.10/csharp/SystemReport/Program.cs</w:t>
+      </w:r>
+    </w:p>
+    <w:p>
+      <w:pPr>
+        <w:pStyle w:val="RequiredOutput"/>
+      </w:pPr>
+      <w:r>
+        <w:t xml:space="preserve"> create mode 100644 lesson-1.10/csharp/SystemReport/SystemReport.csproj</w:t>
       </w:r>
     </w:p>
     <w:p>
@@ -6631,7 +6902,7 @@
         <w:pStyle w:val="ListBullet"/>
       </w:pPr>
       <w:r>
-        <w:t>The two .cpp files are staged and committed, and no .exe. Your id differs.</w:t>
+        <w:t>Each project's .csproj and Program.cs are committed. The bin and obj folders the builds wrote are not listed: .gitignore excludes them. Your id differs.</w:t>
       </w:r>
     </w:p>
     <w:p>
@@ -6644,7 +6915,7 @@
         <w:pStyle w:val="Heading3"/>
       </w:pPr>
       <w:r>
-        <w:t>Linux or macOS C++ Commit</w:t>
+        <w:t>Linux or macOS C# Commit</w:t>
       </w:r>
     </w:p>
     <w:p>
@@ -6653,7 +6924,7 @@
         <w:keepNext/>
       </w:pPr>
       <w:r>
-        <w:t>printf '%s\n' lesson-1.10/cpp/basic-system-report \</w:t>
+        <w:t>git add ./csharp</w:t>
       </w:r>
     </w:p>
     <w:p>
@@ -6662,16 +6933,56 @@
         <w:keepNext/>
       </w:pPr>
       <w:r>
-        <w:t xml:space="preserve">    lesson-1.10/cpp/system-report &gt;&gt; ../.gitignore</w:t>
+        <w:t>git status --short ./csharp</w:t>
       </w:r>
     </w:p>
     <w:p>
       <w:pPr>
         <w:pStyle w:val="CommandBlock"/>
-        <w:keepNext/>
-      </w:pPr>
-      <w:r>
-        <w:t>git add ../.gitignore ./cpp</w:t>
+      </w:pPr>
+      <w:r>
+        <w:t>git commit -m "Add the C# system report"</w:t>
+      </w:r>
+    </w:p>
+    <w:p>
+      <w:pPr>
+        <w:keepNext/>
+      </w:pPr>
+    </w:p>
+    <w:p>
+      <w:r>
+        <w:t>The bin and obj folders are ignored here too.</w:t>
+      </w:r>
+    </w:p>
+    <w:p>
+      <w:pPr>
+        <w:keepNext/>
+      </w:pPr>
+    </w:p>
+    <w:p>
+      <w:pPr>
+        <w:keepNext/>
+      </w:pPr>
+    </w:p>
+    <w:p>
+      <w:pPr>
+        <w:pStyle w:val="Heading2"/>
+      </w:pPr>
+      <w:r>
+        <w:t>Go Commit</w:t>
+      </w:r>
+    </w:p>
+    <w:p>
+      <w:pPr>
+        <w:keepNext/>
+      </w:pPr>
+    </w:p>
+    <w:p>
+      <w:pPr>
+        <w:pStyle w:val="Heading3"/>
+      </w:pPr>
+      <w:r>
+        <w:t>Windows PowerShell Go Commit</w:t>
       </w:r>
     </w:p>
     <w:p>
@@ -6680,25 +6991,196 @@
         <w:keepNext/>
       </w:pPr>
       <w:r>
-        <w:t>git status --short ./cpp</w:t>
+        <w:t>git add .\go</w:t>
       </w:r>
     </w:p>
     <w:p>
       <w:pPr>
         <w:pStyle w:val="CommandBlock"/>
-      </w:pPr>
-      <w:r>
-        <w:t>git commit -m "Add the C++ system report"</w:t>
-      </w:r>
-    </w:p>
-    <w:p>
-      <w:pPr>
-        <w:keepNext/>
-      </w:pPr>
-    </w:p>
-    <w:p>
-      <w:r>
-        <w:t>As for C, the two program paths go into .gitignore first.</w:t>
+        <w:keepNext/>
+      </w:pPr>
+      <w:r>
+        <w:t>git status --short .\go</w:t>
+      </w:r>
+    </w:p>
+    <w:p>
+      <w:pPr>
+        <w:pStyle w:val="CommandBlock"/>
+      </w:pPr>
+      <w:r>
+        <w:t>git commit -m "Add the Go system report"</w:t>
+      </w:r>
+    </w:p>
+    <w:p>
+      <w:pPr>
+        <w:keepNext/>
+      </w:pPr>
+    </w:p>
+    <w:p>
+      <w:pPr>
+        <w:pStyle w:val="Heading3"/>
+      </w:pPr>
+      <w:r>
+        <w:t>Check Your Results</w:t>
+      </w:r>
+    </w:p>
+    <w:p>
+      <w:pPr>
+        <w:pStyle w:val="RequiredOutput"/>
+        <w:keepNext/>
+      </w:pPr>
+      <w:r>
+        <w:t>warning: in the working copy of 'lesson-1.10/go/go.mod', LF will be ...</w:t>
+      </w:r>
+    </w:p>
+    <w:p>
+      <w:pPr>
+        <w:pStyle w:val="RequiredOutput"/>
+        <w:keepNext/>
+      </w:pPr>
+      <w:r>
+        <w:t>A  go/basic/main.go</w:t>
+      </w:r>
+    </w:p>
+    <w:p>
+      <w:pPr>
+        <w:pStyle w:val="RequiredOutput"/>
+        <w:keepNext/>
+      </w:pPr>
+      <w:r>
+        <w:t>A  go/go.mod</w:t>
+      </w:r>
+    </w:p>
+    <w:p>
+      <w:pPr>
+        <w:pStyle w:val="RequiredOutput"/>
+        <w:keepNext/>
+      </w:pPr>
+      <w:r>
+        <w:t>A  go/main.go</w:t>
+      </w:r>
+    </w:p>
+    <w:p>
+      <w:pPr>
+        <w:pStyle w:val="RequiredOutput"/>
+        <w:keepNext/>
+      </w:pPr>
+      <w:r>
+        <w:t>[main 14ecd1e] Add the Go system report</w:t>
+      </w:r>
+    </w:p>
+    <w:p>
+      <w:pPr>
+        <w:pStyle w:val="RequiredOutput"/>
+        <w:keepNext/>
+      </w:pPr>
+      <w:r>
+        <w:t xml:space="preserve"> 3 files changed, 50 insertions(+)</w:t>
+      </w:r>
+    </w:p>
+    <w:p>
+      <w:pPr>
+        <w:pStyle w:val="RequiredOutput"/>
+        <w:keepNext/>
+      </w:pPr>
+      <w:r>
+        <w:t xml:space="preserve"> create mode 100644 lesson-1.10/go/basic/main.go</w:t>
+      </w:r>
+    </w:p>
+    <w:p>
+      <w:pPr>
+        <w:pStyle w:val="RequiredOutput"/>
+        <w:keepNext/>
+      </w:pPr>
+      <w:r>
+        <w:t xml:space="preserve"> create mode 100644 lesson-1.10/go/go.mod</w:t>
+      </w:r>
+    </w:p>
+    <w:p>
+      <w:pPr>
+        <w:pStyle w:val="RequiredOutput"/>
+      </w:pPr>
+      <w:r>
+        <w:t xml:space="preserve"> create mode 100644 lesson-1.10/go/main.go</w:t>
+      </w:r>
+    </w:p>
+    <w:p>
+      <w:pPr>
+        <w:keepNext/>
+      </w:pPr>
+    </w:p>
+    <w:p>
+      <w:pPr>
+        <w:pStyle w:val="ListBullet"/>
+      </w:pPr>
+      <w:r>
+        <w:t>The first line is a notice from git add, not an error. It ends with LF will be replaced by CRLF the next time Git touches it, too wide for this page, which shows that end as three dots. go mod init wrote go.mod with Linux line endings, while Notepad saves your files with Windows ones, so go.mod is the only file with a notice. Remember, Git stores LF and gives Windows CRLF; the warning is a notice.</w:t>
+      </w:r>
+    </w:p>
+    <w:p>
+      <w:pPr>
+        <w:pStyle w:val="ListBullet"/>
+      </w:pPr>
+      <w:r>
+        <w:t>The two programs and go.mod are committed: go.mod belongs in the history, because go build needs it. system-report.exe is not listed. Your id differs.</w:t>
+      </w:r>
+    </w:p>
+    <w:p>
+      <w:pPr>
+        <w:keepNext/>
+      </w:pPr>
+    </w:p>
+    <w:p>
+      <w:pPr>
+        <w:pStyle w:val="Heading3"/>
+      </w:pPr>
+      <w:r>
+        <w:t>Linux or macOS Go Commit</w:t>
+      </w:r>
+    </w:p>
+    <w:p>
+      <w:pPr>
+        <w:pStyle w:val="CommandBlock"/>
+        <w:keepNext/>
+      </w:pPr>
+      <w:r>
+        <w:t>printf '%s\n' lesson-1.10/go/system-report &gt;&gt; ../.gitignore</w:t>
+      </w:r>
+    </w:p>
+    <w:p>
+      <w:pPr>
+        <w:pStyle w:val="CommandBlock"/>
+        <w:keepNext/>
+      </w:pPr>
+      <w:r>
+        <w:t>git add ../.gitignore ./go</w:t>
+      </w:r>
+    </w:p>
+    <w:p>
+      <w:pPr>
+        <w:pStyle w:val="CommandBlock"/>
+        <w:keepNext/>
+      </w:pPr>
+      <w:r>
+        <w:t>git status --short ./go</w:t>
+      </w:r>
+    </w:p>
+    <w:p>
+      <w:pPr>
+        <w:pStyle w:val="CommandBlock"/>
+      </w:pPr>
+      <w:r>
+        <w:t>git commit -m "Add the Go system report"</w:t>
+      </w:r>
+    </w:p>
+    <w:p>
+      <w:pPr>
+        <w:keepNext/>
+      </w:pPr>
+    </w:p>
+    <w:p>
+      <w:r>
+        <w:t>go run left no program behind, so only system-report goes into .gitignore.</w:t>
       </w:r>
     </w:p>
     <w:p>
@@ -6716,7 +7198,7 @@
         <w:pStyle w:val="Heading2"/>
       </w:pPr>
       <w:r>
-        <w:t>C# Commit</w:t>
+        <w:t>Python Commit</w:t>
       </w:r>
     </w:p>
     <w:p>
@@ -6729,7 +7211,7 @@
         <w:pStyle w:val="Heading3"/>
       </w:pPr>
       <w:r>
-        <w:t>Windows PowerShell C# Commit</w:t>
+        <w:t>Windows PowerShell Python Commit</w:t>
       </w:r>
     </w:p>
     <w:p>
@@ -6738,7 +7220,7 @@
         <w:keepNext/>
       </w:pPr>
       <w:r>
-        <w:t>git add .\csharp</w:t>
+        <w:t>git add .\python</w:t>
       </w:r>
     </w:p>
     <w:p>
@@ -6747,7 +7229,7 @@
         <w:keepNext/>
       </w:pPr>
       <w:r>
-        <w:t>git status --short .\csharp</w:t>
+        <w:t>git status --short .\python</w:t>
       </w:r>
     </w:p>
     <w:p>
@@ -6755,7 +7237,7 @@
         <w:pStyle w:val="CommandBlock"/>
       </w:pPr>
       <w:r>
-        <w:t>git commit -m "Add the C# system report"</w:t>
+        <w:t>git commit -m "Add the Python system report"</w:t>
       </w:r>
     </w:p>
     <w:p>
@@ -6777,7 +7259,7 @@
         <w:keepNext/>
       </w:pPr>
       <w:r>
-        <w:t>A  csharp/BasicSystemReport/BasicSystemReport.csproj</w:t>
+        <w:t>A  python/basic_system_report.py</w:t>
       </w:r>
     </w:p>
     <w:p>
@@ -6786,7 +7268,7 @@
         <w:keepNext/>
       </w:pPr>
       <w:r>
-        <w:t>A  csharp/BasicSystemReport/Program.cs</w:t>
+        <w:t>A  python/system_report.py</w:t>
       </w:r>
     </w:p>
     <w:p>
@@ -6795,7 +7277,7 @@
         <w:keepNext/>
       </w:pPr>
       <w:r>
-        <w:t>A  csharp/SystemReport/Program.cs</w:t>
+        <w:t>[main 420ca9f] Add the Python system report</w:t>
       </w:r>
     </w:p>
     <w:p>
@@ -6804,7 +7286,7 @@
         <w:keepNext/>
       </w:pPr>
       <w:r>
-        <w:t>A  csharp/SystemReport/SystemReport.csproj</w:t>
+        <w:t xml:space="preserve"> 2 files changed, 29 insertions(+)</w:t>
       </w:r>
     </w:p>
     <w:p>
@@ -6813,16 +7295,147 @@
         <w:keepNext/>
       </w:pPr>
       <w:r>
-        <w:t>[main f2c35d8] Add the C# system report</w:t>
+        <w:t xml:space="preserve"> create mode 100644 lesson-1.10/python/basic_system_report.py</w:t>
       </w:r>
     </w:p>
     <w:p>
       <w:pPr>
         <w:pStyle w:val="RequiredOutput"/>
-        <w:keepNext/>
-      </w:pPr>
-      <w:r>
-        <w:t xml:space="preserve"> 4 files changed, 63 insertions(+)</w:t>
+      </w:pPr>
+      <w:r>
+        <w:t xml:space="preserve"> create mode 100644 lesson-1.10/python/system_report.py</w:t>
+      </w:r>
+    </w:p>
+    <w:p>
+      <w:pPr>
+        <w:keepNext/>
+      </w:pPr>
+    </w:p>
+    <w:p>
+      <w:pPr>
+        <w:pStyle w:val="ListBullet"/>
+      </w:pPr>
+      <w:r>
+        <w:t>The two .py files are the whole program: Python builds nothing. Your id differs.</w:t>
+      </w:r>
+    </w:p>
+    <w:p>
+      <w:pPr>
+        <w:keepNext/>
+      </w:pPr>
+    </w:p>
+    <w:p>
+      <w:pPr>
+        <w:pStyle w:val="Heading3"/>
+      </w:pPr>
+      <w:r>
+        <w:t>Linux or macOS Python Commit</w:t>
+      </w:r>
+    </w:p>
+    <w:p>
+      <w:pPr>
+        <w:pStyle w:val="CommandBlock"/>
+        <w:keepNext/>
+      </w:pPr>
+      <w:r>
+        <w:t>git add ./python</w:t>
+      </w:r>
+    </w:p>
+    <w:p>
+      <w:pPr>
+        <w:pStyle w:val="CommandBlock"/>
+        <w:keepNext/>
+      </w:pPr>
+      <w:r>
+        <w:t>git status --short ./python</w:t>
+      </w:r>
+    </w:p>
+    <w:p>
+      <w:pPr>
+        <w:pStyle w:val="CommandBlock"/>
+      </w:pPr>
+      <w:r>
+        <w:t>git commit -m "Add the Python system report"</w:t>
+      </w:r>
+    </w:p>
+    <w:p>
+      <w:pPr>
+        <w:keepNext/>
+      </w:pPr>
+    </w:p>
+    <w:p>
+      <w:r>
+        <w:t>Python writes no program to ignore.</w:t>
+      </w:r>
+    </w:p>
+    <w:p>
+      <w:pPr>
+        <w:keepNext/>
+      </w:pPr>
+    </w:p>
+    <w:p>
+      <w:pPr>
+        <w:keepNext/>
+      </w:pPr>
+    </w:p>
+    <w:p>
+      <w:pPr>
+        <w:pStyle w:val="Heading2"/>
+      </w:pPr>
+      <w:r>
+        <w:t>TypeScript Commit</w:t>
+      </w:r>
+    </w:p>
+    <w:p>
+      <w:pPr>
+        <w:keepNext/>
+      </w:pPr>
+    </w:p>
+    <w:p>
+      <w:pPr>
+        <w:pStyle w:val="Heading3"/>
+      </w:pPr>
+      <w:r>
+        <w:t>Windows PowerShell TypeScript Commit</w:t>
+      </w:r>
+    </w:p>
+    <w:p>
+      <w:pPr>
+        <w:pStyle w:val="CommandBlock"/>
+        <w:keepNext/>
+      </w:pPr>
+      <w:r>
+        <w:t>git add .\typescript</w:t>
+      </w:r>
+    </w:p>
+    <w:p>
+      <w:pPr>
+        <w:pStyle w:val="CommandBlock"/>
+        <w:keepNext/>
+      </w:pPr>
+      <w:r>
+        <w:t>git status --short .\typescript</w:t>
+      </w:r>
+    </w:p>
+    <w:p>
+      <w:pPr>
+        <w:pStyle w:val="CommandBlock"/>
+      </w:pPr>
+      <w:r>
+        <w:t>git commit -m "Add the TypeScript system report"</w:t>
+      </w:r>
+    </w:p>
+    <w:p>
+      <w:pPr>
+        <w:keepNext/>
+      </w:pPr>
+    </w:p>
+    <w:p>
+      <w:pPr>
+        <w:pStyle w:val="Heading3"/>
+      </w:pPr>
+      <w:r>
+        <w:t>Check Your Results</w:t>
       </w:r>
     </w:p>
     <w:p>
@@ -6831,7 +7444,7 @@
         <w:keepNext/>
       </w:pPr>
       <w:r>
-        <w:t xml:space="preserve"> create mode 100644 lesson-1.10/csharp/BasicSystemReport/BasicSystemReport.csproj</w:t>
+        <w:t>A  typescript/package-lock.json</w:t>
       </w:r>
     </w:p>
     <w:p>
@@ -6840,7 +7453,7 @@
         <w:keepNext/>
       </w:pPr>
       <w:r>
-        <w:t xml:space="preserve"> create mode 100644 lesson-1.10/csharp/BasicSystemReport/Program.cs</w:t>
+        <w:t>A  typescript/package.json</w:t>
       </w:r>
     </w:p>
     <w:p>
@@ -6849,15 +7462,87 @@
         <w:keepNext/>
       </w:pPr>
       <w:r>
-        <w:t xml:space="preserve"> create mode 100644 lesson-1.10/csharp/SystemReport/Program.cs</w:t>
+        <w:t>A  typescript/src/basic.ts</w:t>
       </w:r>
     </w:p>
     <w:p>
       <w:pPr>
         <w:pStyle w:val="RequiredOutput"/>
-      </w:pPr>
-      <w:r>
-        <w:t xml:space="preserve"> create mode 100644 lesson-1.10/csharp/SystemReport/SystemReport.csproj</w:t>
+        <w:keepNext/>
+      </w:pPr>
+      <w:r>
+        <w:t>A  typescript/src/main.ts</w:t>
+      </w:r>
+    </w:p>
+    <w:p>
+      <w:pPr>
+        <w:pStyle w:val="RequiredOutput"/>
+        <w:keepNext/>
+      </w:pPr>
+      <w:r>
+        <w:t>A  typescript/tsconfig.json</w:t>
+      </w:r>
+    </w:p>
+    <w:p>
+      <w:pPr>
+        <w:pStyle w:val="RequiredOutput"/>
+        <w:keepNext/>
+      </w:pPr>
+      <w:r>
+        <w:t>[main ceb1ede] Add the TypeScript system report</w:t>
+      </w:r>
+    </w:p>
+    <w:p>
+      <w:pPr>
+        <w:pStyle w:val="RequiredOutput"/>
+        <w:keepNext/>
+      </w:pPr>
+      <w:r>
+        <w:t xml:space="preserve"> 5 files changed, 468 insertions(+)</w:t>
+      </w:r>
+    </w:p>
+    <w:p>
+      <w:pPr>
+        <w:pStyle w:val="RequiredOutput"/>
+        <w:keepNext/>
+      </w:pPr>
+      <w:r>
+        <w:t xml:space="preserve"> create mode 100644 lesson-1.10/typescript/package-lock.json</w:t>
+      </w:r>
+    </w:p>
+    <w:p>
+      <w:pPr>
+        <w:pStyle w:val="RequiredOutput"/>
+        <w:keepNext/>
+      </w:pPr>
+      <w:r>
+        <w:t xml:space="preserve"> create mode 100644 lesson-1.10/typescript/package.json</w:t>
+      </w:r>
+    </w:p>
+    <w:p>
+      <w:pPr>
+        <w:pStyle w:val="RequiredOutput"/>
+        <w:keepNext/>
+      </w:pPr>
+      <w:r>
+        <w:t xml:space="preserve"> create mode 100644 lesson-1.10/typescript/src/basic.ts</w:t>
+      </w:r>
+    </w:p>
+    <w:p>
+      <w:pPr>
+        <w:pStyle w:val="RequiredOutput"/>
+        <w:keepNext/>
+      </w:pPr>
+      <w:r>
+        <w:t xml:space="preserve"> create mode 100644 lesson-1.10/typescript/src/main.ts</w:t>
+      </w:r>
+    </w:p>
+    <w:p>
+      <w:pPr>
+        <w:pStyle w:val="RequiredOutput"/>
+      </w:pPr>
+      <w:r>
+        <w:t xml:space="preserve"> create mode 100644 lesson-1.10/typescript/tsconfig.json</w:t>
       </w:r>
     </w:p>
     <w:p>
@@ -6870,659 +7555,15 @@
         <w:pStyle w:val="ListBullet"/>
       </w:pPr>
       <w:r>
-        <w:t>Each project's .csproj and Program.cs are committed. The bin and obj folders the builds wrote are not listed: .gitignore excludes them. Your id differs.</w:t>
-      </w:r>
-    </w:p>
-    <w:p>
-      <w:pPr>
-        <w:keepNext/>
-      </w:pPr>
-    </w:p>
-    <w:p>
-      <w:pPr>
-        <w:pStyle w:val="Heading3"/>
-      </w:pPr>
-      <w:r>
-        <w:t>Linux or macOS C# Commit</w:t>
-      </w:r>
-    </w:p>
-    <w:p>
-      <w:pPr>
-        <w:pStyle w:val="CommandBlock"/>
-        <w:keepNext/>
-      </w:pPr>
-      <w:r>
-        <w:t>git add ./csharp</w:t>
-      </w:r>
-    </w:p>
-    <w:p>
-      <w:pPr>
-        <w:pStyle w:val="CommandBlock"/>
-        <w:keepNext/>
-      </w:pPr>
-      <w:r>
-        <w:t>git status --short ./csharp</w:t>
-      </w:r>
-    </w:p>
-    <w:p>
-      <w:pPr>
-        <w:pStyle w:val="CommandBlock"/>
-      </w:pPr>
-      <w:r>
-        <w:t>git commit -m "Add the C# system report"</w:t>
-      </w:r>
-    </w:p>
-    <w:p>
-      <w:pPr>
-        <w:keepNext/>
-      </w:pPr>
-    </w:p>
-    <w:p>
-      <w:r>
-        <w:t>The bin and obj folders are ignored here too.</w:t>
-      </w:r>
-    </w:p>
-    <w:p>
-      <w:pPr>
-        <w:keepNext/>
-      </w:pPr>
-    </w:p>
-    <w:p>
-      <w:pPr>
-        <w:keepNext/>
-      </w:pPr>
-    </w:p>
-    <w:p>
-      <w:pPr>
-        <w:pStyle w:val="Heading2"/>
-      </w:pPr>
-      <w:r>
-        <w:t>Go Commit</w:t>
-      </w:r>
-    </w:p>
-    <w:p>
-      <w:pPr>
-        <w:keepNext/>
-      </w:pPr>
-    </w:p>
-    <w:p>
-      <w:pPr>
-        <w:pStyle w:val="Heading3"/>
-      </w:pPr>
-      <w:r>
-        <w:t>Windows PowerShell Go Commit</w:t>
-      </w:r>
-    </w:p>
-    <w:p>
-      <w:pPr>
-        <w:pStyle w:val="CommandBlock"/>
-        <w:keepNext/>
-      </w:pPr>
-      <w:r>
-        <w:t>git add .\go</w:t>
-      </w:r>
-    </w:p>
-    <w:p>
-      <w:pPr>
-        <w:pStyle w:val="CommandBlock"/>
-        <w:keepNext/>
-      </w:pPr>
-      <w:r>
-        <w:t>git status --short .\go</w:t>
-      </w:r>
-    </w:p>
-    <w:p>
-      <w:pPr>
-        <w:pStyle w:val="CommandBlock"/>
-      </w:pPr>
-      <w:r>
-        <w:t>git commit -m "Add the Go system report"</w:t>
-      </w:r>
-    </w:p>
-    <w:p>
-      <w:pPr>
-        <w:keepNext/>
-      </w:pPr>
-    </w:p>
-    <w:p>
-      <w:pPr>
-        <w:pStyle w:val="Heading3"/>
-      </w:pPr>
-      <w:r>
-        <w:t>Check Your Results</w:t>
-      </w:r>
-    </w:p>
-    <w:p>
-      <w:pPr>
-        <w:pStyle w:val="RequiredOutput"/>
-        <w:keepNext/>
-      </w:pPr>
-      <w:r>
-        <w:t>A  go/basic/main.go</w:t>
-      </w:r>
-    </w:p>
-    <w:p>
-      <w:pPr>
-        <w:pStyle w:val="RequiredOutput"/>
-        <w:keepNext/>
-      </w:pPr>
-      <w:r>
-        <w:t>A  go/go.mod</w:t>
-      </w:r>
-    </w:p>
-    <w:p>
-      <w:pPr>
-        <w:pStyle w:val="RequiredOutput"/>
-        <w:keepNext/>
-      </w:pPr>
-      <w:r>
-        <w:t>A  go/main.go</w:t>
-      </w:r>
-    </w:p>
-    <w:p>
-      <w:pPr>
-        <w:pStyle w:val="RequiredOutput"/>
-        <w:keepNext/>
-      </w:pPr>
-      <w:r>
-        <w:t>[main 14ecd1e] Add the Go system report</w:t>
-      </w:r>
-    </w:p>
-    <w:p>
-      <w:pPr>
-        <w:pStyle w:val="RequiredOutput"/>
-        <w:keepNext/>
-      </w:pPr>
-      <w:r>
-        <w:t xml:space="preserve"> 3 files changed, 50 insertions(+)</w:t>
-      </w:r>
-    </w:p>
-    <w:p>
-      <w:pPr>
-        <w:pStyle w:val="RequiredOutput"/>
-        <w:keepNext/>
-      </w:pPr>
-      <w:r>
-        <w:t xml:space="preserve"> create mode 100644 lesson-1.10/go/basic/main.go</w:t>
-      </w:r>
-    </w:p>
-    <w:p>
-      <w:pPr>
-        <w:pStyle w:val="RequiredOutput"/>
-        <w:keepNext/>
-      </w:pPr>
-      <w:r>
-        <w:t xml:space="preserve"> create mode 100644 lesson-1.10/go/go.mod</w:t>
-      </w:r>
-    </w:p>
-    <w:p>
-      <w:pPr>
-        <w:pStyle w:val="RequiredOutput"/>
-      </w:pPr>
-      <w:r>
-        <w:t xml:space="preserve"> create mode 100644 lesson-1.10/go/main.go</w:t>
-      </w:r>
-    </w:p>
-    <w:p>
-      <w:pPr>
-        <w:keepNext/>
-      </w:pPr>
+        <w:t>package-lock.json belongs in the commit: it records the exact compiler version, so npm install gives the same compiler next time. Its length depends on your npm version, so your number of insertions may differ. The dist and node_modules folders are not listed: .gitignore excludes them. Your id differs.</w:t>
+      </w:r>
     </w:p>
     <w:p>
       <w:pPr>
         <w:pStyle w:val="ListBullet"/>
       </w:pPr>
       <w:r>
-        <w:t>The two programs and go.mod are committed: go.mod belongs in the history, because go build needs it. system-report.exe is not listed. Your id differs.</w:t>
-      </w:r>
-    </w:p>
-    <w:p>
-      <w:pPr>
-        <w:pStyle w:val="ListBullet"/>
-      </w:pPr>
-      <w:r>
-        <w:t>git add may print warning: in the working copy of 'lesson-1.10/go/go.mod', LF will be replaced by CRLF the next time Git touches it. go mod init writes Linux line endings, as in Lesson 1.9; it is only a notice.</w:t>
-      </w:r>
-    </w:p>
-    <w:p>
-      <w:pPr>
-        <w:keepNext/>
-      </w:pPr>
-    </w:p>
-    <w:p>
-      <w:pPr>
-        <w:pStyle w:val="Heading3"/>
-      </w:pPr>
-      <w:r>
-        <w:t>Linux or macOS Go Commit</w:t>
-      </w:r>
-    </w:p>
-    <w:p>
-      <w:pPr>
-        <w:pStyle w:val="CommandBlock"/>
-        <w:keepNext/>
-      </w:pPr>
-      <w:r>
-        <w:t>printf '%s\n' lesson-1.10/go/system-report &gt;&gt; ../.gitignore</w:t>
-      </w:r>
-    </w:p>
-    <w:p>
-      <w:pPr>
-        <w:pStyle w:val="CommandBlock"/>
-        <w:keepNext/>
-      </w:pPr>
-      <w:r>
-        <w:t>git add ../.gitignore ./go</w:t>
-      </w:r>
-    </w:p>
-    <w:p>
-      <w:pPr>
-        <w:pStyle w:val="CommandBlock"/>
-        <w:keepNext/>
-      </w:pPr>
-      <w:r>
-        <w:t>git status --short ./go</w:t>
-      </w:r>
-    </w:p>
-    <w:p>
-      <w:pPr>
-        <w:pStyle w:val="CommandBlock"/>
-      </w:pPr>
-      <w:r>
-        <w:t>git commit -m "Add the Go system report"</w:t>
-      </w:r>
-    </w:p>
-    <w:p>
-      <w:pPr>
-        <w:keepNext/>
-      </w:pPr>
-    </w:p>
-    <w:p>
-      <w:r>
-        <w:t>go run left no program behind, so only system-report goes into .gitignore.</w:t>
-      </w:r>
-    </w:p>
-    <w:p>
-      <w:pPr>
-        <w:keepNext/>
-      </w:pPr>
-    </w:p>
-    <w:p>
-      <w:pPr>
-        <w:keepNext/>
-      </w:pPr>
-    </w:p>
-    <w:p>
-      <w:pPr>
-        <w:pStyle w:val="Heading2"/>
-      </w:pPr>
-      <w:r>
-        <w:t>Python Commit</w:t>
-      </w:r>
-    </w:p>
-    <w:p>
-      <w:pPr>
-        <w:keepNext/>
-      </w:pPr>
-    </w:p>
-    <w:p>
-      <w:pPr>
-        <w:pStyle w:val="Heading3"/>
-      </w:pPr>
-      <w:r>
-        <w:t>Windows PowerShell Python Commit</w:t>
-      </w:r>
-    </w:p>
-    <w:p>
-      <w:pPr>
-        <w:pStyle w:val="CommandBlock"/>
-        <w:keepNext/>
-      </w:pPr>
-      <w:r>
-        <w:t>git add .\python</w:t>
-      </w:r>
-    </w:p>
-    <w:p>
-      <w:pPr>
-        <w:pStyle w:val="CommandBlock"/>
-        <w:keepNext/>
-      </w:pPr>
-      <w:r>
-        <w:t>git status --short .\python</w:t>
-      </w:r>
-    </w:p>
-    <w:p>
-      <w:pPr>
-        <w:pStyle w:val="CommandBlock"/>
-      </w:pPr>
-      <w:r>
-        <w:t>git commit -m "Add the Python system report"</w:t>
-      </w:r>
-    </w:p>
-    <w:p>
-      <w:pPr>
-        <w:keepNext/>
-      </w:pPr>
-    </w:p>
-    <w:p>
-      <w:pPr>
-        <w:pStyle w:val="Heading3"/>
-      </w:pPr>
-      <w:r>
-        <w:t>Check Your Results</w:t>
-      </w:r>
-    </w:p>
-    <w:p>
-      <w:pPr>
-        <w:pStyle w:val="RequiredOutput"/>
-        <w:keepNext/>
-      </w:pPr>
-      <w:r>
-        <w:t>A  python/basic_system_report.py</w:t>
-      </w:r>
-    </w:p>
-    <w:p>
-      <w:pPr>
-        <w:pStyle w:val="RequiredOutput"/>
-        <w:keepNext/>
-      </w:pPr>
-      <w:r>
-        <w:t>A  python/system_report.py</w:t>
-      </w:r>
-    </w:p>
-    <w:p>
-      <w:pPr>
-        <w:pStyle w:val="RequiredOutput"/>
-        <w:keepNext/>
-      </w:pPr>
-      <w:r>
-        <w:t>[main 420ca9f] Add the Python system report</w:t>
-      </w:r>
-    </w:p>
-    <w:p>
-      <w:pPr>
-        <w:pStyle w:val="RequiredOutput"/>
-        <w:keepNext/>
-      </w:pPr>
-      <w:r>
-        <w:t xml:space="preserve"> 2 files changed, 29 insertions(+)</w:t>
-      </w:r>
-    </w:p>
-    <w:p>
-      <w:pPr>
-        <w:pStyle w:val="RequiredOutput"/>
-        <w:keepNext/>
-      </w:pPr>
-      <w:r>
-        <w:t xml:space="preserve"> create mode 100644 lesson-1.10/python/basic_system_report.py</w:t>
-      </w:r>
-    </w:p>
-    <w:p>
-      <w:pPr>
-        <w:pStyle w:val="RequiredOutput"/>
-      </w:pPr>
-      <w:r>
-        <w:t xml:space="preserve"> create mode 100644 lesson-1.10/python/system_report.py</w:t>
-      </w:r>
-    </w:p>
-    <w:p>
-      <w:pPr>
-        <w:keepNext/>
-      </w:pPr>
-    </w:p>
-    <w:p>
-      <w:pPr>
-        <w:pStyle w:val="ListBullet"/>
-      </w:pPr>
-      <w:r>
-        <w:t>The two .py files are the whole program: Python builds nothing. Your id differs.</w:t>
-      </w:r>
-    </w:p>
-    <w:p>
-      <w:pPr>
-        <w:keepNext/>
-      </w:pPr>
-    </w:p>
-    <w:p>
-      <w:pPr>
-        <w:pStyle w:val="Heading3"/>
-      </w:pPr>
-      <w:r>
-        <w:t>Linux or macOS Python Commit</w:t>
-      </w:r>
-    </w:p>
-    <w:p>
-      <w:pPr>
-        <w:pStyle w:val="CommandBlock"/>
-        <w:keepNext/>
-      </w:pPr>
-      <w:r>
-        <w:t>git add ./python</w:t>
-      </w:r>
-    </w:p>
-    <w:p>
-      <w:pPr>
-        <w:pStyle w:val="CommandBlock"/>
-        <w:keepNext/>
-      </w:pPr>
-      <w:r>
-        <w:t>git status --short ./python</w:t>
-      </w:r>
-    </w:p>
-    <w:p>
-      <w:pPr>
-        <w:pStyle w:val="CommandBlock"/>
-      </w:pPr>
-      <w:r>
-        <w:t>git commit -m "Add the Python system report"</w:t>
-      </w:r>
-    </w:p>
-    <w:p>
-      <w:pPr>
-        <w:keepNext/>
-      </w:pPr>
-    </w:p>
-    <w:p>
-      <w:r>
-        <w:t>Python writes no program to ignore.</w:t>
-      </w:r>
-    </w:p>
-    <w:p>
-      <w:pPr>
-        <w:keepNext/>
-      </w:pPr>
-    </w:p>
-    <w:p>
-      <w:pPr>
-        <w:keepNext/>
-      </w:pPr>
-    </w:p>
-    <w:p>
-      <w:pPr>
-        <w:pStyle w:val="Heading2"/>
-      </w:pPr>
-      <w:r>
-        <w:t>TypeScript Commit</w:t>
-      </w:r>
-    </w:p>
-    <w:p>
-      <w:pPr>
-        <w:keepNext/>
-      </w:pPr>
-    </w:p>
-    <w:p>
-      <w:pPr>
-        <w:pStyle w:val="Heading3"/>
-      </w:pPr>
-      <w:r>
-        <w:t>Windows PowerShell TypeScript Commit</w:t>
-      </w:r>
-    </w:p>
-    <w:p>
-      <w:pPr>
-        <w:pStyle w:val="CommandBlock"/>
-        <w:keepNext/>
-      </w:pPr>
-      <w:r>
-        <w:t>git add .\typescript</w:t>
-      </w:r>
-    </w:p>
-    <w:p>
-      <w:pPr>
-        <w:pStyle w:val="CommandBlock"/>
-        <w:keepNext/>
-      </w:pPr>
-      <w:r>
-        <w:t>git status --short .\typescript</w:t>
-      </w:r>
-    </w:p>
-    <w:p>
-      <w:pPr>
-        <w:pStyle w:val="CommandBlock"/>
-      </w:pPr>
-      <w:r>
-        <w:t>git commit -m "Add the TypeScript system report"</w:t>
-      </w:r>
-    </w:p>
-    <w:p>
-      <w:pPr>
-        <w:keepNext/>
-      </w:pPr>
-    </w:p>
-    <w:p>
-      <w:pPr>
-        <w:pStyle w:val="Heading3"/>
-      </w:pPr>
-      <w:r>
-        <w:t>Check Your Results</w:t>
-      </w:r>
-    </w:p>
-    <w:p>
-      <w:pPr>
-        <w:pStyle w:val="RequiredOutput"/>
-        <w:keepNext/>
-      </w:pPr>
-      <w:r>
-        <w:t>A  typescript/package-lock.json</w:t>
-      </w:r>
-    </w:p>
-    <w:p>
-      <w:pPr>
-        <w:pStyle w:val="RequiredOutput"/>
-        <w:keepNext/>
-      </w:pPr>
-      <w:r>
-        <w:t>A  typescript/package.json</w:t>
-      </w:r>
-    </w:p>
-    <w:p>
-      <w:pPr>
-        <w:pStyle w:val="RequiredOutput"/>
-        <w:keepNext/>
-      </w:pPr>
-      <w:r>
-        <w:t>A  typescript/src/basic.ts</w:t>
-      </w:r>
-    </w:p>
-    <w:p>
-      <w:pPr>
-        <w:pStyle w:val="RequiredOutput"/>
-        <w:keepNext/>
-      </w:pPr>
-      <w:r>
-        <w:t>A  typescript/src/main.ts</w:t>
-      </w:r>
-    </w:p>
-    <w:p>
-      <w:pPr>
-        <w:pStyle w:val="RequiredOutput"/>
-        <w:keepNext/>
-      </w:pPr>
-      <w:r>
-        <w:t>A  typescript/tsconfig.json</w:t>
-      </w:r>
-    </w:p>
-    <w:p>
-      <w:pPr>
-        <w:pStyle w:val="RequiredOutput"/>
-        <w:keepNext/>
-      </w:pPr>
-      <w:r>
-        <w:t>[main ceb1ede] Add the TypeScript system report</w:t>
-      </w:r>
-    </w:p>
-    <w:p>
-      <w:pPr>
-        <w:pStyle w:val="RequiredOutput"/>
-        <w:keepNext/>
-      </w:pPr>
-      <w:r>
-        <w:t xml:space="preserve"> 5 files changed, 468 insertions(+)</w:t>
-      </w:r>
-    </w:p>
-    <w:p>
-      <w:pPr>
-        <w:pStyle w:val="RequiredOutput"/>
-        <w:keepNext/>
-      </w:pPr>
-      <w:r>
-        <w:t xml:space="preserve"> create mode 100644 lesson-1.10/typescript/package-lock.json</w:t>
-      </w:r>
-    </w:p>
-    <w:p>
-      <w:pPr>
-        <w:pStyle w:val="RequiredOutput"/>
-        <w:keepNext/>
-      </w:pPr>
-      <w:r>
-        <w:t xml:space="preserve"> create mode 100644 lesson-1.10/typescript/package.json</w:t>
-      </w:r>
-    </w:p>
-    <w:p>
-      <w:pPr>
-        <w:pStyle w:val="RequiredOutput"/>
-        <w:keepNext/>
-      </w:pPr>
-      <w:r>
-        <w:t xml:space="preserve"> create mode 100644 lesson-1.10/typescript/src/basic.ts</w:t>
-      </w:r>
-    </w:p>
-    <w:p>
-      <w:pPr>
-        <w:pStyle w:val="RequiredOutput"/>
-        <w:keepNext/>
-      </w:pPr>
-      <w:r>
-        <w:t xml:space="preserve"> create mode 100644 lesson-1.10/typescript/src/main.ts</w:t>
-      </w:r>
-    </w:p>
-    <w:p>
-      <w:pPr>
-        <w:pStyle w:val="RequiredOutput"/>
-      </w:pPr>
-      <w:r>
-        <w:t xml:space="preserve"> create mode 100644 lesson-1.10/typescript/tsconfig.json</w:t>
-      </w:r>
-    </w:p>
-    <w:p>
-      <w:pPr>
-        <w:keepNext/>
-      </w:pPr>
-    </w:p>
-    <w:p>
-      <w:pPr>
-        <w:pStyle w:val="ListBullet"/>
-      </w:pPr>
-      <w:r>
-        <w:t>package-lock.json belongs in the commit: it records the exact compiler version, so npm install gives the same compiler next time. Its length depends on your npm version, so your number of insertions may differ. The dist and node_modules folders are not listed: .gitignore excludes them. Your id differs.</w:t>
-      </w:r>
-    </w:p>
-    <w:p>
-      <w:pPr>
-        <w:pStyle w:val="ListBullet"/>
-      </w:pPr>
-      <w:r>
-        <w:t>npm writes package-lock.json with Linux line endings, so git add may print the LF will be replaced by CRLF notice for it.</w:t>
+        <w:t>git add prints no notice here: npm writes package-lock.json with the same line endings as package.json, and Notepad saved package.json with Windows line endings.</w:t>
       </w:r>
     </w:p>
     <w:p>
@@ -9171,31 +9212,31 @@
       </w:rPr>
     </w:lvl>
   </w:abstractNum>
-  <w:num w:numId="1" w16cid:durableId="1064915823">
+  <w:num w:numId="1" w16cid:durableId="1475413002">
     <w:abstractNumId w:val="8"/>
   </w:num>
-  <w:num w:numId="2" w16cid:durableId="268782441">
+  <w:num w:numId="2" w16cid:durableId="1245336278">
     <w:abstractNumId w:val="6"/>
   </w:num>
-  <w:num w:numId="3" w16cid:durableId="1682468099">
+  <w:num w:numId="3" w16cid:durableId="1240797772">
     <w:abstractNumId w:val="5"/>
   </w:num>
-  <w:num w:numId="4" w16cid:durableId="485710042">
+  <w:num w:numId="4" w16cid:durableId="934478343">
     <w:abstractNumId w:val="4"/>
   </w:num>
-  <w:num w:numId="5" w16cid:durableId="1095979129">
+  <w:num w:numId="5" w16cid:durableId="765661435">
     <w:abstractNumId w:val="7"/>
   </w:num>
-  <w:num w:numId="6" w16cid:durableId="21440755">
+  <w:num w:numId="6" w16cid:durableId="1512259407">
     <w:abstractNumId w:val="3"/>
   </w:num>
-  <w:num w:numId="7" w16cid:durableId="866722290">
+  <w:num w:numId="7" w16cid:durableId="759253467">
     <w:abstractNumId w:val="2"/>
   </w:num>
-  <w:num w:numId="8" w16cid:durableId="11693051">
+  <w:num w:numId="8" w16cid:durableId="317614092">
     <w:abstractNumId w:val="1"/>
   </w:num>
-  <w:num w:numId="9" w16cid:durableId="715929567">
+  <w:num w:numId="9" w16cid:durableId="1132601093">
     <w:abstractNumId w:val="0"/>
   </w:num>
 </w:numbering>
